--- a/Especializacion/Proyecto I/Clases/Recursos/ACAs/ACA Coevaluacion.docx
+++ b/Especializacion/Proyecto I/Clases/Recursos/ACAs/ACA Coevaluacion.docx
@@ -320,7 +320,7 @@
           <w:color w:val="2B2B2B"/>
           <w:sz w:val="22"/>
         </w:rPr>
-        <w:t xml:space="preserve"> 10/11/2026 – 16/11/2026 (cierra </w:t>
+        <w:t xml:space="preserve"> 09/11/2026 – 15/11/2026 (cierra </w:t>
       </w:r>
       <w:r>
         <w:rPr>
@@ -329,7 +329,7 @@
           <w:color w:val="2B2B2B"/>
           <w:sz w:val="22"/>
         </w:rPr>
-        <w:t>16 de noviembre de 2026</w:t>
+        <w:t>15 de noviembre de 2026</w:t>
       </w:r>
       <w:r>
         <w:rPr>
@@ -589,7 +589,7 @@
           <w:color w:val="2B2B2B"/>
           <w:sz w:val="22"/>
         </w:rPr>
-        <w:t xml:space="preserve"> 10/11/2026 – 16/11/2026 (cierra </w:t>
+        <w:t xml:space="preserve"> 09/11/2026 – 15/11/2026 (cierra </w:t>
       </w:r>
       <w:r>
         <w:rPr>
@@ -598,7 +598,7 @@
           <w:color w:val="2B2B2B"/>
           <w:sz w:val="22"/>
         </w:rPr>
-        <w:t>16 de noviembre de 2026</w:t>
+        <w:t>15 de noviembre de 2026</w:t>
       </w:r>
       <w:r>
         <w:rPr>
